--- a/Report/API_Security_Risk_Analysis_Report.docx
+++ b/Report/API_Security_Risk_Analysis_Report.docx
@@ -501,27 +501,41 @@
             <w:r>
               <w:rPr>
                 <w:rFonts w:ascii="Calibri" w:hAnsi="Calibri"/>
-                <w:b/>
-                <w:i w:val="0"/>
-                <w:color w:val="1A5C96"/>
                 <w:sz w:val="20"/>
-                <w:u w:val="none"/>
+                <w:szCs w:val="20"/>
+                <w:color w:val="1C1C1C"/>
               </w:rPr>
-              <w:t>[ SUMMARY PARAGRAPH ]</w:t>
+              <w:t>This report presents the findings of a manual API security risk analysis conducted against the JSONPlaceholder REST API (https://jsonplaceholder.typicode.com) as part of the Future Interns Cyber Security Internship – Task 3. Testing was performed using Postman across eight endpoints on 17 July 2026.</w:t>
+            </w:r>
+            <w:r>
+              <w:br/>
+            </w:r>
+            <w:r>
+              <w:br/>
             </w:r>
             <w:r>
               <w:rPr>
                 <w:rFonts w:ascii="Calibri" w:hAnsi="Calibri"/>
-                <w:b w:val="0"/>
-                <w:i/>
-                <w:color w:val="55657A"/>
-                <w:sz w:val="18"/>
-                <w:u w:val="none"/>
+                <w:sz w:val="20"/>
+                <w:szCs w:val="20"/>
+                <w:color w:val="1C1C1C"/>
               </w:rPr>
+              <w:t>Seven findings were identified: zero Critical, zero High, zero Medium, two Low, and five Informational. The two Low findings relate to absent HTTP security response headers (F-04) and the pattern of verbose user data fields returned in API responses (F-03). Five Informational findings document authentication architecture, authorization controls, rate limiting presence, error handling behaviour, and input validation scope limitations.</w:t>
+            </w:r>
+            <w:r>
               <w:br/>
-              <w:t>Provide a 2–3 sentence high-level outcome once findings are complete.</w:t>
+            </w:r>
+            <w:r>
               <w:br/>
-              <w:t>Example: 'Testing identified N findings across M risk levels …'</w:t>
+            </w:r>
+            <w:r>
+              <w:rPr>
+                <w:rFonts w:ascii="Calibri" w:hAnsi="Calibri"/>
+                <w:sz w:val="20"/>
+                <w:szCs w:val="20"/>
+                <w:color w:val="1C1C1C"/>
+              </w:rPr>
+              <w:t>The overall security posture of JSONPlaceholder is appropriate for a publicly accessible demonstration API with entirely fictional data. The primary actionable observation is the absence of standard HTTP security response headers, which would be a mandatory baseline requirement in any production deployment. All findings and recommendations in this report serve as a professional framework for evaluating equivalent controls in production environments.</w:t>
             </w:r>
           </w:p>
         </w:tc>
@@ -3547,13 +3561,11 @@
             <w:r>
               <w:rPr>
                 <w:rFonts w:ascii="Calibri" w:hAnsi="Calibri"/>
-                <w:b w:val="0"/>
-                <w:i/>
-                <w:color w:val="55657A"/>
                 <w:sz w:val="19"/>
-                <w:u w:val="none"/>
+                <w:szCs w:val="19"/>
+                <w:color w:val="1C1C1C"/>
               </w:rPr>
-              <w:t>Describe what was observed during testing.</w:t>
+              <w:t>All eight tested endpoints responded with HTTP 200 OK without requiring any form of authentication credential. No API key, Bearer token, session cookie, or HTTP Basic Authentication header was present in any request. The Postman Authorization tab was configured to 'No Auth' for all requests, confirming the API enforces no authentication mechanism. This behaviour is intentional for JSONPlaceholder, a publicly available demonstration API containing entirely fictional data. In a production environment, unauthenticated access to equivalent endpoints would constitute a Critical vulnerability under OWASP API Security Top 10 – API1:2023 (Broken Authentication).</w:t>
             </w:r>
           </w:p>
         </w:tc>
@@ -3595,13 +3607,11 @@
             <w:r>
               <w:rPr>
                 <w:rFonts w:ascii="Calibri" w:hAnsi="Calibri"/>
-                <w:b w:val="0"/>
-                <w:i/>
-                <w:color w:val="55657A"/>
                 <w:sz w:val="19"/>
-                <w:u w:val="none"/>
+                <w:szCs w:val="19"/>
+                <w:color w:val="1C1C1C"/>
               </w:rPr>
-              <w:t>Reference screenshot filenames or Postman output.</w:t>
+              <w:t>GET_Users_Request_Response.png, GET_Posts_Request_Response.png, GET_Comments_Request_Response.png, GET_Albums_Request_Response.png, GET_Photos_Request_Response.png, GET_Todos_Request_Response.png</w:t>
             </w:r>
           </w:p>
         </w:tc>
@@ -3643,13 +3653,11 @@
             <w:r>
               <w:rPr>
                 <w:rFonts w:ascii="Calibri" w:hAnsi="Calibri"/>
-                <w:b w:val="0"/>
-                <w:i/>
-                <w:color w:val="55657A"/>
                 <w:sz w:val="19"/>
-                <w:u w:val="none"/>
+                <w:szCs w:val="19"/>
+                <w:color w:val="1C1C1C"/>
               </w:rPr>
-              <w:t>[ Critical / High / Medium / Low / Informational ]</w:t>
+              <w:t>Informational</w:t>
             </w:r>
           </w:p>
         </w:tc>
@@ -3691,13 +3699,11 @@
             <w:r>
               <w:rPr>
                 <w:rFonts w:ascii="Calibri" w:hAnsi="Calibri"/>
-                <w:b w:val="0"/>
-                <w:i/>
-                <w:color w:val="55657A"/>
                 <w:sz w:val="19"/>
-                <w:u w:val="none"/>
+                <w:szCs w:val="19"/>
+                <w:color w:val="1C1C1C"/>
               </w:rPr>
-              <w:t>Describe the potential business consequence if exploited.</w:t>
+              <w:t>For JSONPlaceholder as a demonstration API, the absence of authentication carries no real business impact as all data is entirely fictitious. In a production-equivalent system, unrestricted unauthenticated access would expose all user records, enabling mass data enumeration, account discovery, and potential violations of applicable data protection legislation.</w:t>
             </w:r>
           </w:p>
         </w:tc>
@@ -3739,13 +3745,11 @@
             <w:r>
               <w:rPr>
                 <w:rFonts w:ascii="Calibri" w:hAnsi="Calibri"/>
-                <w:b w:val="0"/>
-                <w:i/>
-                <w:color w:val="55657A"/>
                 <w:sz w:val="19"/>
-                <w:u w:val="none"/>
+                <w:szCs w:val="19"/>
+                <w:color w:val="1C1C1C"/>
               </w:rPr>
-              <w:t>Provide actionable remediation guidance.</w:t>
+              <w:t>For production API implementations, enforce OAuth 2.0 with JWT Bearer token authentication or API key authentication enforced at the gateway layer. All endpoints must validate a credential before returning data. Unauthenticated requests should receive HTTP 401 Unauthorized with an appropriate WWW-Authenticate response header.</w:t>
             </w:r>
           </w:p>
         </w:tc>
@@ -3812,13 +3816,11 @@
             <w:r>
               <w:rPr>
                 <w:rFonts w:ascii="Calibri" w:hAnsi="Calibri"/>
-                <w:b w:val="0"/>
-                <w:i/>
-                <w:color w:val="55657A"/>
                 <w:sz w:val="19"/>
-                <w:u w:val="none"/>
+                <w:szCs w:val="19"/>
+                <w:color w:val="1C1C1C"/>
               </w:rPr>
-              <w:t>Describe what was observed during testing.</w:t>
+              <w:t>No authorization controls were observed across any tested endpoint. All resources were accessible to any client without identity verification or ownership checks. Individual user resources could be retrieved by numeric ID (e.g., GET /users/1) without any mechanism to confirm the requesting client's entitlement to that specific record. This behaviour is consistent with the public nature of JSONPlaceholder and is not a defect in this context. In a production API, this pattern would constitute a Broken Object Level Authorization (BOLA) vulnerability – OWASP API Security Top 10 – API1:2023, consistently ranked as the most prevalent and impactful API security weakness.</w:t>
             </w:r>
           </w:p>
         </w:tc>
@@ -3860,13 +3862,11 @@
             <w:r>
               <w:rPr>
                 <w:rFonts w:ascii="Calibri" w:hAnsi="Calibri"/>
-                <w:b w:val="0"/>
-                <w:i/>
-                <w:color w:val="55657A"/>
                 <w:sz w:val="19"/>
-                <w:u w:val="none"/>
+                <w:szCs w:val="19"/>
+                <w:color w:val="1C1C1C"/>
               </w:rPr>
-              <w:t>Reference screenshot filenames or Postman output.</w:t>
+              <w:t>GET_Users_Request_Response.png, GET_Users_Response.png</w:t>
             </w:r>
           </w:p>
         </w:tc>
@@ -3908,13 +3908,11 @@
             <w:r>
               <w:rPr>
                 <w:rFonts w:ascii="Calibri" w:hAnsi="Calibri"/>
-                <w:b w:val="0"/>
-                <w:i/>
-                <w:color w:val="55657A"/>
                 <w:sz w:val="19"/>
-                <w:u w:val="none"/>
+                <w:szCs w:val="19"/>
+                <w:color w:val="1C1C1C"/>
               </w:rPr>
-              <w:t>[ Critical / High / Medium / Low / Informational ]</w:t>
+              <w:t>Informational</w:t>
             </w:r>
           </w:p>
         </w:tc>
@@ -3956,13 +3954,11 @@
             <w:r>
               <w:rPr>
                 <w:rFonts w:ascii="Calibri" w:hAnsi="Calibri"/>
-                <w:b w:val="0"/>
-                <w:i/>
-                <w:color w:val="55657A"/>
                 <w:sz w:val="19"/>
-                <w:u w:val="none"/>
+                <w:szCs w:val="19"/>
+                <w:color w:val="1C1C1C"/>
               </w:rPr>
-              <w:t>Describe the potential business consequence if exploited.</w:t>
+              <w:t>For this demonstration API, no business impact exists as all data is fictional. In a production API, the absence of object-level authorization would permit any client to access records belonging to other users by enumerating sequential resource IDs, representing a severe and easily exploitable data breach risk.</w:t>
             </w:r>
           </w:p>
         </w:tc>
@@ -4004,13 +4000,11 @@
             <w:r>
               <w:rPr>
                 <w:rFonts w:ascii="Calibri" w:hAnsi="Calibri"/>
-                <w:b w:val="0"/>
-                <w:i/>
-                <w:color w:val="55657A"/>
                 <w:sz w:val="19"/>
-                <w:u w:val="none"/>
+                <w:szCs w:val="19"/>
+                <w:color w:val="1C1C1C"/>
               </w:rPr>
-              <w:t>Provide actionable remediation guidance.</w:t>
+              <w:t>Production APIs must implement per-object authorization checks that verify the requesting user’s entitlement to each specific resource before returning data. Authorization logic must not rely on the obscurity of resource IDs. Return HTTP 403 Forbidden for unauthorized access attempts and log all such events for audit review.</w:t>
             </w:r>
           </w:p>
         </w:tc>
@@ -4077,13 +4071,11 @@
             <w:r>
               <w:rPr>
                 <w:rFonts w:ascii="Calibri" w:hAnsi="Calibri"/>
-                <w:b w:val="0"/>
-                <w:i/>
-                <w:color w:val="55657A"/>
                 <w:sz w:val="19"/>
-                <w:u w:val="none"/>
+                <w:szCs w:val="19"/>
+                <w:color w:val="1C1C1C"/>
               </w:rPr>
-              <w:t>Describe what was observed during testing.</w:t>
+              <w:t>The GET /users endpoint returns a comprehensive fictional user profile for each record including: full name, username, email address, full postal address (street, suite, city, zip code), geographical coordinates (latitude and longitude), phone number, personal website URL, and company details including name, catch phrase, and business tagline. The GET /comments endpoint additionally returns email addresses associated with each comment entry. All data returned by JSONPlaceholder is entirely synthetic. However, the response schema demonstrates a pattern of excessive data exposure with no field-level filtering or data minimisation applied. The response header x-powered-by: Express also discloses the underlying application framework, which could assist targeted exploit selection in a production context.</w:t>
             </w:r>
           </w:p>
         </w:tc>
@@ -4125,13 +4117,11 @@
             <w:r>
               <w:rPr>
                 <w:rFonts w:ascii="Calibri" w:hAnsi="Calibri"/>
-                <w:b w:val="0"/>
-                <w:i/>
-                <w:color w:val="55657A"/>
                 <w:sz w:val="19"/>
-                <w:u w:val="none"/>
+                <w:szCs w:val="19"/>
+                <w:color w:val="1C1C1C"/>
               </w:rPr>
-              <w:t>Reference screenshot filenames or Postman output.</w:t>
+              <w:t>GET_Users_Response.png, GET_Users_Request_Response.png, GET_Comments_Request_Response.png, GET_Users_Headers.png</w:t>
             </w:r>
           </w:p>
         </w:tc>
@@ -4173,13 +4163,11 @@
             <w:r>
               <w:rPr>
                 <w:rFonts w:ascii="Calibri" w:hAnsi="Calibri"/>
-                <w:b w:val="0"/>
-                <w:i/>
-                <w:color w:val="55657A"/>
                 <w:sz w:val="19"/>
-                <w:u w:val="none"/>
+                <w:szCs w:val="19"/>
+                <w:color w:val="1C1C1C"/>
               </w:rPr>
-              <w:t>[ Critical / High / Medium / Low / Informational ]</w:t>
+              <w:t>Low</w:t>
             </w:r>
           </w:p>
         </w:tc>
@@ -4221,13 +4209,11 @@
             <w:r>
               <w:rPr>
                 <w:rFonts w:ascii="Calibri" w:hAnsi="Calibri"/>
-                <w:b w:val="0"/>
-                <w:i/>
-                <w:color w:val="55657A"/>
                 <w:sz w:val="19"/>
-                <w:u w:val="none"/>
+                <w:szCs w:val="19"/>
+                <w:color w:val="1C1C1C"/>
               </w:rPr>
-              <w:t>Describe the potential business consequence if exploited.</w:t>
+              <w:t>For this demonstration API, actual business impact is nil as no real personal data is exposed. In a production environment, unnecessary exposure of PII fields such as email addresses, full postal addresses, and geolocation coordinates could facilitate social engineering attacks, targeted phishing campaigns, physical location tracking, and violations of data protection regulations including GDPR.</w:t>
             </w:r>
           </w:p>
         </w:tc>
@@ -4269,13 +4255,11 @@
             <w:r>
               <w:rPr>
                 <w:rFonts w:ascii="Calibri" w:hAnsi="Calibri"/>
-                <w:b w:val="0"/>
-                <w:i/>
-                <w:color w:val="55657A"/>
                 <w:sz w:val="19"/>
-                <w:u w:val="none"/>
+                <w:szCs w:val="19"/>
+                <w:color w:val="1C1C1C"/>
               </w:rPr>
-              <w:t>Provide actionable remediation guidance.</w:t>
+              <w:t>Production APIs should apply response field filtering to return only data fields required by the consuming application. Exclude geolocation coordinates, full postal addresses, and internal company metadata from general list endpoints unless explicitly required by a documented use case. Remove the x-powered-by header from all responses to prevent server technology fingerprinting.</w:t>
             </w:r>
           </w:p>
         </w:tc>
@@ -4342,13 +4326,56 @@
             <w:r>
               <w:rPr>
                 <w:rFonts w:ascii="Calibri" w:hAnsi="Calibri"/>
-                <w:b w:val="0"/>
-                <w:i/>
-                <w:color w:val="55657A"/>
                 <w:sz w:val="19"/>
-                <w:u w:val="none"/>
+                <w:szCs w:val="19"/>
+                <w:color w:val="1C1C1C"/>
               </w:rPr>
-              <w:t>Describe what was observed during testing.</w:t>
+              <w:t>Inspection of the HTTP response headers for GET /users (26 headers total) identified that several security-relevant headers recommended by OWASP and industry best practice were absent from the API response.</w:t>
+            </w:r>
+            <w:r>
+              <w:br/>
+            </w:r>
+            <w:r>
+              <w:br/>
+            </w:r>
+            <w:r>
+              <w:rPr>
+                <w:rFonts w:ascii="Calibri" w:hAnsi="Calibri"/>
+                <w:sz w:val="19"/>
+                <w:szCs w:val="19"/>
+                <w:color w:val="1C1C1C"/>
+              </w:rPr>
+              <w:t>Headers observed: x-content-type-options: nosniff, cache-control: max-age=43200 (12-hour client caching), pragma: no-cache, content-type: application/json; charset=utf-8, etag: W/"160d-1eMSsxeJRfnVLRBmYJSbCiJZ1qQ".</w:t>
+            </w:r>
+            <w:r>
+              <w:br/>
+            </w:r>
+            <w:r>
+              <w:br/>
+            </w:r>
+            <w:r>
+              <w:rPr>
+                <w:rFonts w:ascii="Calibri" w:hAnsi="Calibri"/>
+                <w:sz w:val="19"/>
+                <w:szCs w:val="19"/>
+                <w:color w:val="1C1C1C"/>
+              </w:rPr>
+              <w:t>Headers absent from all tested responses: Content-Security-Policy (CSP), X-Frame-Options, Strict-Transport-Security (HSTS), Referrer-Policy, Permissions-Policy.</w:t>
+            </w:r>
+            <w:r>
+              <w:br/>
+            </w:r>
+            <w:r>
+              <w:br/>
+            </w:r>
+            <w:r>
+              <w:rPr>
+                <w:rFonts w:ascii="Calibri" w:hAnsi="Calibri"/>
+                <w:sz w:val="19"/>
+                <w:szCs w:val="19"/>
+                <w:color w:val="1C1C1C"/>
+              </w:rPr>
+              <w:t>The x-powered-by: Express header discloses the backend application framework.</w:t>
             </w:r>
           </w:p>
         </w:tc>
@@ -4390,13 +4417,11 @@
             <w:r>
               <w:rPr>
                 <w:rFonts w:ascii="Calibri" w:hAnsi="Calibri"/>
-                <w:b w:val="0"/>
-                <w:i/>
-                <w:color w:val="55657A"/>
                 <w:sz w:val="19"/>
-                <w:u w:val="none"/>
+                <w:szCs w:val="19"/>
+                <w:color w:val="1C1C1C"/>
               </w:rPr>
-              <w:t>Reference screenshot filenames or Postman output.</w:t>
+              <w:t>GET_Users_Headers.png</w:t>
             </w:r>
           </w:p>
         </w:tc>
@@ -4438,13 +4463,11 @@
             <w:r>
               <w:rPr>
                 <w:rFonts w:ascii="Calibri" w:hAnsi="Calibri"/>
-                <w:b w:val="0"/>
-                <w:i/>
-                <w:color w:val="55657A"/>
                 <w:sz w:val="19"/>
-                <w:u w:val="none"/>
+                <w:szCs w:val="19"/>
+                <w:color w:val="1C1C1C"/>
               </w:rPr>
-              <w:t>[ Critical / High / Medium / Low / Informational ]</w:t>
+              <w:t>Low</w:t>
             </w:r>
           </w:p>
         </w:tc>
@@ -4486,13 +4509,11 @@
             <w:r>
               <w:rPr>
                 <w:rFonts w:ascii="Calibri" w:hAnsi="Calibri"/>
-                <w:b w:val="0"/>
-                <w:i/>
-                <w:color w:val="55657A"/>
                 <w:sz w:val="19"/>
-                <w:u w:val="none"/>
+                <w:szCs w:val="19"/>
+                <w:color w:val="1C1C1C"/>
               </w:rPr>
-              <w:t>Describe the potential business consequence if exploited.</w:t>
+              <w:t>Missing security headers increase the residual attack surface of web applications consuming this API. The absence of HSTS could permit SSL stripping on unprotected connections. Missing Content-Security-Policy increases XSS exploitation risk in browser-facing frontend applications. Absent X-Frame-Options could enable clickjacking. Technology disclosure via x-powered-by assists targeted exploit selection against known Express.js vulnerabilities.</w:t>
             </w:r>
           </w:p>
         </w:tc>
@@ -4534,13 +4555,83 @@
             <w:r>
               <w:rPr>
                 <w:rFonts w:ascii="Calibri" w:hAnsi="Calibri"/>
-                <w:b w:val="0"/>
-                <w:i/>
-                <w:color w:val="55657A"/>
                 <w:sz w:val="19"/>
-                <w:u w:val="none"/>
+                <w:szCs w:val="19"/>
+                <w:color w:val="1C1C1C"/>
               </w:rPr>
-              <w:t>Provide actionable remediation guidance.</w:t>
+              <w:t>Configure the API server or reverse proxy to include on all responses:</w:t>
+            </w:r>
+            <w:r>
+              <w:br/>
+            </w:r>
+            <w:r>
+              <w:rPr>
+                <w:rFonts w:ascii="Calibri" w:hAnsi="Calibri"/>
+                <w:sz w:val="19"/>
+                <w:szCs w:val="19"/>
+                <w:color w:val="1C1C1C"/>
+              </w:rPr>
+              <w:t xml:space="preserve">  Strict-Transport-Security: max-age=31536000; includeSubDomains</w:t>
+            </w:r>
+            <w:r>
+              <w:br/>
+            </w:r>
+            <w:r>
+              <w:rPr>
+                <w:rFonts w:ascii="Calibri" w:hAnsi="Calibri"/>
+                <w:sz w:val="19"/>
+                <w:szCs w:val="19"/>
+                <w:color w:val="1C1C1C"/>
+              </w:rPr>
+              <w:t xml:space="preserve">  Content-Security-Policy: default-src 'none'</w:t>
+            </w:r>
+            <w:r>
+              <w:br/>
+            </w:r>
+            <w:r>
+              <w:rPr>
+                <w:rFonts w:ascii="Calibri" w:hAnsi="Calibri"/>
+                <w:sz w:val="19"/>
+                <w:szCs w:val="19"/>
+                <w:color w:val="1C1C1C"/>
+              </w:rPr>
+              <w:t xml:space="preserve">  X-Frame-Options: DENY</w:t>
+            </w:r>
+            <w:r>
+              <w:br/>
+            </w:r>
+            <w:r>
+              <w:rPr>
+                <w:rFonts w:ascii="Calibri" w:hAnsi="Calibri"/>
+                <w:sz w:val="19"/>
+                <w:szCs w:val="19"/>
+                <w:color w:val="1C1C1C"/>
+              </w:rPr>
+              <w:t xml:space="preserve">  Referrer-Policy: no-referrer</w:t>
+            </w:r>
+            <w:r>
+              <w:br/>
+            </w:r>
+            <w:r>
+              <w:rPr>
+                <w:rFonts w:ascii="Calibri" w:hAnsi="Calibri"/>
+                <w:sz w:val="19"/>
+                <w:szCs w:val="19"/>
+                <w:color w:val="1C1C1C"/>
+              </w:rPr>
+              <w:t xml:space="preserve">  Permissions-Policy: geolocation=(), microphone=(), camera=()</w:t>
+            </w:r>
+            <w:r>
+              <w:br/>
+            </w:r>
+            <w:r>
+              <w:rPr>
+                <w:rFonts w:ascii="Calibri" w:hAnsi="Calibri"/>
+                <w:sz w:val="19"/>
+                <w:szCs w:val="19"/>
+                <w:color w:val="1C1C1C"/>
+              </w:rPr>
+              <w:t>Remove the x-powered-by header entirely. These settings are typically applied at the infrastructure layer (Nginx, Cloudflare, API Gateway) and require no application code changes.</w:t>
             </w:r>
           </w:p>
         </w:tc>
@@ -4607,13 +4698,11 @@
             <w:r>
               <w:rPr>
                 <w:rFonts w:ascii="Calibri" w:hAnsi="Calibri"/>
-                <w:b w:val="0"/>
-                <w:i/>
-                <w:color w:val="55657A"/>
                 <w:sz w:val="19"/>
-                <w:u w:val="none"/>
+                <w:szCs w:val="19"/>
+                <w:color w:val="1C1C1C"/>
               </w:rPr>
-              <w:t>Describe what was observed during testing.</w:t>
+              <w:t>The response header x-ratelimit-limit: 1000 was observed in the HTTP response headers for GET /users, indicating a rate limiting mechanism is implemented with a threshold of 1,000 requests. However, the rate limiting time window (per second, minute, or hour) was not disclosed in the captured response headers. Supplementary headers indicating remaining allowance (x-ratelimit-remaining) and reset timestamp (x-ratelimit-reset) were not visible in the response. No rate limit enforcement was triggered during testing as only a small number of manual requests were submitted. Formal load or stress testing was outside the scope of this assessment. The effectiveness of the rate limiting mechanism cannot be fully verified within the scope of this engagement.</w:t>
             </w:r>
           </w:p>
         </w:tc>
@@ -4655,13 +4744,11 @@
             <w:r>
               <w:rPr>
                 <w:rFonts w:ascii="Calibri" w:hAnsi="Calibri"/>
-                <w:b w:val="0"/>
-                <w:i/>
-                <w:color w:val="55657A"/>
                 <w:sz w:val="19"/>
-                <w:u w:val="none"/>
+                <w:szCs w:val="19"/>
+                <w:color w:val="1C1C1C"/>
               </w:rPr>
-              <w:t>Reference screenshot filenames or Postman output.</w:t>
+              <w:t>GET_Users_Headers.png</w:t>
             </w:r>
           </w:p>
         </w:tc>
@@ -4703,13 +4790,11 @@
             <w:r>
               <w:rPr>
                 <w:rFonts w:ascii="Calibri" w:hAnsi="Calibri"/>
-                <w:b w:val="0"/>
-                <w:i/>
-                <w:color w:val="55657A"/>
                 <w:sz w:val="19"/>
-                <w:u w:val="none"/>
+                <w:szCs w:val="19"/>
+                <w:color w:val="1C1C1C"/>
               </w:rPr>
-              <w:t>[ Critical / High / Medium / Low / Informational ]</w:t>
+              <w:t>Informational</w:t>
             </w:r>
           </w:p>
         </w:tc>
@@ -4751,13 +4836,11 @@
             <w:r>
               <w:rPr>
                 <w:rFonts w:ascii="Calibri" w:hAnsi="Calibri"/>
-                <w:b w:val="0"/>
-                <w:i/>
-                <w:color w:val="55657A"/>
                 <w:sz w:val="19"/>
-                <w:u w:val="none"/>
+                <w:szCs w:val="19"/>
+                <w:color w:val="1C1C1C"/>
               </w:rPr>
-              <w:t>Describe the potential business consequence if exploited.</w:t>
+              <w:t>The presence of an x-ratelimit-limit header is a positive indicator that denial-of-service and enumeration risks have been considered. Without confirmation of the enforcement window and mechanism, residual risk cannot be precisely quantified. In production, inadequate rate limiting could enable denial-of-service attacks, credential stuffing, and mass data enumeration at scale.</w:t>
             </w:r>
           </w:p>
         </w:tc>
@@ -4799,13 +4882,11 @@
             <w:r>
               <w:rPr>
                 <w:rFonts w:ascii="Calibri" w:hAnsi="Calibri"/>
-                <w:b w:val="0"/>
-                <w:i/>
-                <w:color w:val="55657A"/>
                 <w:sz w:val="19"/>
-                <w:u w:val="none"/>
+                <w:szCs w:val="19"/>
+                <w:color w:val="1C1C1C"/>
               </w:rPr>
-              <w:t>Provide actionable remediation guidance.</w:t>
+              <w:t>Verify and expose the full rate limiting configuration in response headers, including the time window (x-ratelimit-window), remaining request count (x-ratelimit-remaining), and reset timestamp (x-ratelimit-reset). Ensure limits are enforced per authenticated identity or source IP for unauthenticated endpoints. Return HTTP 429 Too Many Requests with a Retry-After header when limits are exceeded.</w:t>
             </w:r>
           </w:p>
         </w:tc>
@@ -4872,13 +4953,11 @@
             <w:r>
               <w:rPr>
                 <w:rFonts w:ascii="Calibri" w:hAnsi="Calibri"/>
-                <w:b w:val="0"/>
-                <w:i/>
-                <w:color w:val="55657A"/>
                 <w:sz w:val="19"/>
-                <w:u w:val="none"/>
+                <w:szCs w:val="19"/>
+                <w:color w:val="1C1C1C"/>
               </w:rPr>
-              <w:t>Describe what was observed during testing.</w:t>
+              <w:t>Two deliberate error scenarios were tested to evaluate the API’s error handling behaviour. A request to a non-existent endpoint (GET /invalidendpoint) returned HTTP 404 Not Found with a response body of {} (empty JSON object, 1.08 KB). A request for a non-existent user resource (GET /users/999) also returned HTTP 404 Not Found with a response body of {} (1.07 KB). Neither response included stack traces, internal error codes, file system paths, database query details, framework names, or any sensitive internal information. Error responses were minimal, correctly formatted as JSON, and consistent with the API content-type declaration. This represents a positive security posture for error handling and information disclosure prevention.</w:t>
             </w:r>
           </w:p>
         </w:tc>
@@ -4920,13 +4999,11 @@
             <w:r>
               <w:rPr>
                 <w:rFonts w:ascii="Calibri" w:hAnsi="Calibri"/>
-                <w:b w:val="0"/>
-                <w:i/>
-                <w:color w:val="55657A"/>
                 <w:sz w:val="19"/>
-                <w:u w:val="none"/>
+                <w:szCs w:val="19"/>
+                <w:color w:val="1C1C1C"/>
               </w:rPr>
-              <w:t>Reference screenshot filenames or Postman output.</w:t>
+              <w:t>Invalid_Endpoint.png, User_Not_Found.png</w:t>
             </w:r>
           </w:p>
         </w:tc>
@@ -4968,13 +5045,11 @@
             <w:r>
               <w:rPr>
                 <w:rFonts w:ascii="Calibri" w:hAnsi="Calibri"/>
-                <w:b w:val="0"/>
-                <w:i/>
-                <w:color w:val="55657A"/>
                 <w:sz w:val="19"/>
-                <w:u w:val="none"/>
+                <w:szCs w:val="19"/>
+                <w:color w:val="1C1C1C"/>
               </w:rPr>
-              <w:t>[ Critical / High / Medium / Low / Informational ]</w:t>
+              <w:t>Informational</w:t>
             </w:r>
           </w:p>
         </w:tc>
@@ -5016,13 +5091,11 @@
             <w:r>
               <w:rPr>
                 <w:rFonts w:ascii="Calibri" w:hAnsi="Calibri"/>
-                <w:b w:val="0"/>
-                <w:i/>
-                <w:color w:val="55657A"/>
                 <w:sz w:val="19"/>
-                <w:u w:val="none"/>
+                <w:szCs w:val="19"/>
+                <w:color w:val="1C1C1C"/>
               </w:rPr>
-              <w:t>Describe the potential business consequence if exploited.</w:t>
+              <w:t>Proper minimal error handling prevents information leakage that could assist an attacker in mapping the internal architecture, framework, or data model of an application. The current error handling behaviour is appropriate, consistent with OWASP secure coding guidelines, and represents no current risk.</w:t>
             </w:r>
           </w:p>
         </w:tc>
@@ -5064,13 +5137,11 @@
             <w:r>
               <w:rPr>
                 <w:rFonts w:ascii="Calibri" w:hAnsi="Calibri"/>
-                <w:b w:val="0"/>
-                <w:i/>
-                <w:color w:val="55657A"/>
                 <w:sz w:val="19"/>
-                <w:u w:val="none"/>
+                <w:szCs w:val="19"/>
+                <w:color w:val="1C1C1C"/>
               </w:rPr>
-              <w:t>Provide actionable remediation guidance.</w:t>
+              <w:t>Maintain the current minimal error response approach in production implementations. Ensure all error responses return generic, non-verbose messages and never expose stack traces, internal class names, database query fragments, or file system paths. Consider adopting RFC 9457 (Problem Details for HTTP APIs) for standardised, consumer-friendly error responses without disclosing internal implementation details.</w:t>
             </w:r>
           </w:p>
         </w:tc>
@@ -5137,13 +5208,11 @@
             <w:r>
               <w:rPr>
                 <w:rFonts w:ascii="Calibri" w:hAnsi="Calibri"/>
-                <w:b w:val="0"/>
-                <w:i/>
-                <w:color w:val="55657A"/>
                 <w:sz w:val="19"/>
-                <w:u w:val="none"/>
+                <w:szCs w:val="19"/>
+                <w:color w:val="1C1C1C"/>
               </w:rPr>
-              <w:t>Describe what was observed during testing.</w:t>
+              <w:t>Input validation testing was limited to read-only GET requests within the agreed scope of this assessment. No POST, PUT, PATCH, or DELETE requests with crafted payloads were submitted, as write operations were outside the defined scope. All well-formed GET requests returned expected JSON responses with HTTP 200 OK. One notable observation: the endpoint URL /Comments (with an uppercase 'C') returned HTTP 200 OK with 40.77 KB of data, suggesting the server applies case-insensitive URL routing. This is not a vulnerability in isolation but is documented for completeness. No SQL injection, path traversal, parameter pollution, or fuzzing payloads were tested. Input validation robustness cannot be verified within the scope of this assessment.</w:t>
             </w:r>
           </w:p>
         </w:tc>
@@ -5185,13 +5254,11 @@
             <w:r>
               <w:rPr>
                 <w:rFonts w:ascii="Calibri" w:hAnsi="Calibri"/>
-                <w:b w:val="0"/>
-                <w:i/>
-                <w:color w:val="55657A"/>
                 <w:sz w:val="19"/>
-                <w:u w:val="none"/>
+                <w:szCs w:val="19"/>
+                <w:color w:val="1C1C1C"/>
               </w:rPr>
-              <w:t>Reference screenshot filenames or Postman output.</w:t>
+              <w:t>GET_Comments_Request_Response.png</w:t>
             </w:r>
           </w:p>
         </w:tc>
@@ -5233,13 +5300,11 @@
             <w:r>
               <w:rPr>
                 <w:rFonts w:ascii="Calibri" w:hAnsi="Calibri"/>
-                <w:b w:val="0"/>
-                <w:i/>
-                <w:color w:val="55657A"/>
                 <w:sz w:val="19"/>
-                <w:u w:val="none"/>
+                <w:szCs w:val="19"/>
+                <w:color w:val="1C1C1C"/>
               </w:rPr>
-              <w:t>[ Critical / High / Medium / Low / Informational ]</w:t>
+              <w:t>Informational</w:t>
             </w:r>
           </w:p>
         </w:tc>
@@ -5281,13 +5346,11 @@
             <w:r>
               <w:rPr>
                 <w:rFonts w:ascii="Calibri" w:hAnsi="Calibri"/>
-                <w:b w:val="0"/>
-                <w:i/>
-                <w:color w:val="55657A"/>
                 <w:sz w:val="19"/>
-                <w:u w:val="none"/>
+                <w:szCs w:val="19"/>
+                <w:color w:val="1C1C1C"/>
               </w:rPr>
-              <w:t>Describe the potential business consequence if exploited.</w:t>
+              <w:t>Unable to fully assess within the current read-only scope. In production APIs, insufficient input validation could enable injection attacks, path traversal, mass assignment vulnerabilities, and parameter pollution – OWASP API Security Top 10 – API3:2023 (Broken Object Property Level Authorization) and API8:2023 (Security Misconfiguration).</w:t>
             </w:r>
           </w:p>
         </w:tc>
@@ -5329,13 +5392,11 @@
             <w:r>
               <w:rPr>
                 <w:rFonts w:ascii="Calibri" w:hAnsi="Calibri"/>
-                <w:b w:val="0"/>
-                <w:i/>
-                <w:color w:val="55657A"/>
                 <w:sz w:val="19"/>
-                <w:u w:val="none"/>
+                <w:szCs w:val="19"/>
+                <w:color w:val="1C1C1C"/>
               </w:rPr>
-              <w:t>Provide actionable remediation guidance.</w:t>
+              <w:t>Production APIs must implement server-side input validation for all user-supplied inputs including path parameters, query strings, and request bodies. Prefer allowlisting over denylisting. Validate data types, lengths, formats, and value ranges. Return HTTP 400 Bad Request for invalid input without disclosing internal schema details or validation logic. Conduct a dedicated input validation assessment in a follow-up engagement.</w:t>
             </w:r>
           </w:p>
         </w:tc>
@@ -5639,13 +5700,11 @@
             <w:r>
               <w:rPr>
                 <w:rFonts w:ascii="Calibri" w:hAnsi="Calibri"/>
-                <w:b w:val="0"/>
-                <w:i/>
-                <w:color w:val="55657A"/>
                 <w:sz w:val="19"/>
-                <w:u w:val="none"/>
+                <w:szCs w:val="19"/>
+                <w:color w:val="1C1C1C"/>
               </w:rPr>
-              <w:t>—</w:t>
+              <w:t>Low</w:t>
             </w:r>
           </w:p>
         </w:tc>
@@ -5662,13 +5721,11 @@
             <w:r>
               <w:rPr>
                 <w:rFonts w:ascii="Calibri" w:hAnsi="Calibri"/>
-                <w:b w:val="0"/>
-                <w:i/>
-                <w:color w:val="55657A"/>
                 <w:sz w:val="19"/>
-                <w:u w:val="none"/>
+                <w:szCs w:val="19"/>
+                <w:color w:val="1C1C1C"/>
               </w:rPr>
-              <w:t>—</w:t>
+              <w:t>High</w:t>
             </w:r>
           </w:p>
         </w:tc>
@@ -5685,13 +5742,11 @@
             <w:r>
               <w:rPr>
                 <w:rFonts w:ascii="Calibri" w:hAnsi="Calibri"/>
-                <w:b w:val="0"/>
-                <w:i/>
-                <w:color w:val="55657A"/>
                 <w:sz w:val="19"/>
-                <w:u w:val="none"/>
+                <w:szCs w:val="19"/>
+                <w:color w:val="1C1C1C"/>
               </w:rPr>
-              <w:t>[ TBD ]</w:t>
+              <w:t>Informational</w:t>
             </w:r>
           </w:p>
         </w:tc>
@@ -5708,11 +5763,9 @@
             <w:r>
               <w:rPr>
                 <w:rFonts w:ascii="Calibri" w:hAnsi="Calibri"/>
-                <w:b w:val="0"/>
-                <w:i w:val="0"/>
+                <w:sz w:val="19"/>
+                <w:szCs w:val="19"/>
                 <w:color w:val="1C1C1C"/>
-                <w:sz w:val="19"/>
-                <w:u w:val="none"/>
               </w:rPr>
               <w:t>Open</w:t>
             </w:r>
@@ -5802,13 +5855,11 @@
             <w:r>
               <w:rPr>
                 <w:rFonts w:ascii="Calibri" w:hAnsi="Calibri"/>
-                <w:b w:val="0"/>
-                <w:i/>
-                <w:color w:val="55657A"/>
                 <w:sz w:val="19"/>
-                <w:u w:val="none"/>
+                <w:szCs w:val="19"/>
+                <w:color w:val="1C1C1C"/>
               </w:rPr>
-              <w:t>—</w:t>
+              <w:t>Low</w:t>
             </w:r>
           </w:p>
         </w:tc>
@@ -5825,13 +5876,11 @@
             <w:r>
               <w:rPr>
                 <w:rFonts w:ascii="Calibri" w:hAnsi="Calibri"/>
-                <w:b w:val="0"/>
-                <w:i/>
-                <w:color w:val="55657A"/>
                 <w:sz w:val="19"/>
-                <w:u w:val="none"/>
+                <w:szCs w:val="19"/>
+                <w:color w:val="1C1C1C"/>
               </w:rPr>
-              <w:t>—</w:t>
+              <w:t>High</w:t>
             </w:r>
           </w:p>
         </w:tc>
@@ -5848,13 +5897,11 @@
             <w:r>
               <w:rPr>
                 <w:rFonts w:ascii="Calibri" w:hAnsi="Calibri"/>
-                <w:b w:val="0"/>
-                <w:i/>
-                <w:color w:val="55657A"/>
                 <w:sz w:val="19"/>
-                <w:u w:val="none"/>
+                <w:szCs w:val="19"/>
+                <w:color w:val="1C1C1C"/>
               </w:rPr>
-              <w:t>[ TBD ]</w:t>
+              <w:t>Informational</w:t>
             </w:r>
           </w:p>
         </w:tc>
@@ -5871,11 +5918,9 @@
             <w:r>
               <w:rPr>
                 <w:rFonts w:ascii="Calibri" w:hAnsi="Calibri"/>
-                <w:b w:val="0"/>
-                <w:i w:val="0"/>
+                <w:sz w:val="19"/>
+                <w:szCs w:val="19"/>
                 <w:color w:val="1C1C1C"/>
-                <w:sz w:val="19"/>
-                <w:u w:val="none"/>
               </w:rPr>
               <w:t>Open</w:t>
             </w:r>
@@ -5965,13 +6010,11 @@
             <w:r>
               <w:rPr>
                 <w:rFonts w:ascii="Calibri" w:hAnsi="Calibri"/>
-                <w:b w:val="0"/>
-                <w:i/>
-                <w:color w:val="55657A"/>
                 <w:sz w:val="19"/>
-                <w:u w:val="none"/>
+                <w:szCs w:val="19"/>
+                <w:color w:val="1C1C1C"/>
               </w:rPr>
-              <w:t>—</w:t>
+              <w:t>Low</w:t>
             </w:r>
           </w:p>
         </w:tc>
@@ -5988,13 +6031,11 @@
             <w:r>
               <w:rPr>
                 <w:rFonts w:ascii="Calibri" w:hAnsi="Calibri"/>
-                <w:b w:val="0"/>
-                <w:i/>
-                <w:color w:val="55657A"/>
                 <w:sz w:val="19"/>
-                <w:u w:val="none"/>
+                <w:szCs w:val="19"/>
+                <w:color w:val="1C1C1C"/>
               </w:rPr>
-              <w:t>—</w:t>
+              <w:t>Medium</w:t>
             </w:r>
           </w:p>
         </w:tc>
@@ -6011,13 +6052,11 @@
             <w:r>
               <w:rPr>
                 <w:rFonts w:ascii="Calibri" w:hAnsi="Calibri"/>
-                <w:b w:val="0"/>
-                <w:i/>
-                <w:color w:val="55657A"/>
                 <w:sz w:val="19"/>
-                <w:u w:val="none"/>
+                <w:szCs w:val="19"/>
+                <w:color w:val="1C1C1C"/>
               </w:rPr>
-              <w:t>[ TBD ]</w:t>
+              <w:t>Low</w:t>
             </w:r>
           </w:p>
         </w:tc>
@@ -6034,11 +6073,9 @@
             <w:r>
               <w:rPr>
                 <w:rFonts w:ascii="Calibri" w:hAnsi="Calibri"/>
-                <w:b w:val="0"/>
-                <w:i w:val="0"/>
+                <w:sz w:val="19"/>
+                <w:szCs w:val="19"/>
                 <w:color w:val="1C1C1C"/>
-                <w:sz w:val="19"/>
-                <w:u w:val="none"/>
               </w:rPr>
               <w:t>Open</w:t>
             </w:r>
@@ -6128,13 +6165,11 @@
             <w:r>
               <w:rPr>
                 <w:rFonts w:ascii="Calibri" w:hAnsi="Calibri"/>
-                <w:b w:val="0"/>
-                <w:i/>
-                <w:color w:val="55657A"/>
                 <w:sz w:val="19"/>
-                <w:u w:val="none"/>
+                <w:szCs w:val="19"/>
+                <w:color w:val="1C1C1C"/>
               </w:rPr>
-              <w:t>—</w:t>
+              <w:t>Medium</w:t>
             </w:r>
           </w:p>
         </w:tc>
@@ -6151,13 +6186,11 @@
             <w:r>
               <w:rPr>
                 <w:rFonts w:ascii="Calibri" w:hAnsi="Calibri"/>
-                <w:b w:val="0"/>
-                <w:i/>
-                <w:color w:val="55657A"/>
                 <w:sz w:val="19"/>
-                <w:u w:val="none"/>
+                <w:szCs w:val="19"/>
+                <w:color w:val="1C1C1C"/>
               </w:rPr>
-              <w:t>—</w:t>
+              <w:t>Low</w:t>
             </w:r>
           </w:p>
         </w:tc>
@@ -6174,13 +6207,11 @@
             <w:r>
               <w:rPr>
                 <w:rFonts w:ascii="Calibri" w:hAnsi="Calibri"/>
-                <w:b w:val="0"/>
-                <w:i/>
-                <w:color w:val="55657A"/>
                 <w:sz w:val="19"/>
-                <w:u w:val="none"/>
+                <w:szCs w:val="19"/>
+                <w:color w:val="1C1C1C"/>
               </w:rPr>
-              <w:t>[ TBD ]</w:t>
+              <w:t>Low</w:t>
             </w:r>
           </w:p>
         </w:tc>
@@ -6197,11 +6228,9 @@
             <w:r>
               <w:rPr>
                 <w:rFonts w:ascii="Calibri" w:hAnsi="Calibri"/>
-                <w:b w:val="0"/>
-                <w:i w:val="0"/>
+                <w:sz w:val="19"/>
+                <w:szCs w:val="19"/>
                 <w:color w:val="1C1C1C"/>
-                <w:sz w:val="19"/>
-                <w:u w:val="none"/>
               </w:rPr>
               <w:t>Open</w:t>
             </w:r>
@@ -6291,13 +6320,11 @@
             <w:r>
               <w:rPr>
                 <w:rFonts w:ascii="Calibri" w:hAnsi="Calibri"/>
-                <w:b w:val="0"/>
-                <w:i/>
-                <w:color w:val="55657A"/>
                 <w:sz w:val="19"/>
-                <w:u w:val="none"/>
+                <w:szCs w:val="19"/>
+                <w:color w:val="1C1C1C"/>
               </w:rPr>
-              <w:t>—</w:t>
+              <w:t>Low</w:t>
             </w:r>
           </w:p>
         </w:tc>
@@ -6314,13 +6341,11 @@
             <w:r>
               <w:rPr>
                 <w:rFonts w:ascii="Calibri" w:hAnsi="Calibri"/>
-                <w:b w:val="0"/>
-                <w:i/>
-                <w:color w:val="55657A"/>
                 <w:sz w:val="19"/>
-                <w:u w:val="none"/>
+                <w:szCs w:val="19"/>
+                <w:color w:val="1C1C1C"/>
               </w:rPr>
-              <w:t>—</w:t>
+              <w:t>Medium</w:t>
             </w:r>
           </w:p>
         </w:tc>
@@ -6337,13 +6362,11 @@
             <w:r>
               <w:rPr>
                 <w:rFonts w:ascii="Calibri" w:hAnsi="Calibri"/>
-                <w:b w:val="0"/>
-                <w:i/>
-                <w:color w:val="55657A"/>
                 <w:sz w:val="19"/>
-                <w:u w:val="none"/>
+                <w:szCs w:val="19"/>
+                <w:color w:val="1C1C1C"/>
               </w:rPr>
-              <w:t>[ TBD ]</w:t>
+              <w:t>Informational</w:t>
             </w:r>
           </w:p>
         </w:tc>
@@ -6360,11 +6383,9 @@
             <w:r>
               <w:rPr>
                 <w:rFonts w:ascii="Calibri" w:hAnsi="Calibri"/>
-                <w:b w:val="0"/>
-                <w:i w:val="0"/>
+                <w:sz w:val="19"/>
+                <w:szCs w:val="19"/>
                 <w:color w:val="1C1C1C"/>
-                <w:sz w:val="19"/>
-                <w:u w:val="none"/>
               </w:rPr>
               <w:t>Open</w:t>
             </w:r>
@@ -6454,13 +6475,11 @@
             <w:r>
               <w:rPr>
                 <w:rFonts w:ascii="Calibri" w:hAnsi="Calibri"/>
-                <w:b w:val="0"/>
-                <w:i/>
-                <w:color w:val="55657A"/>
                 <w:sz w:val="19"/>
-                <w:u w:val="none"/>
+                <w:szCs w:val="19"/>
+                <w:color w:val="1C1C1C"/>
               </w:rPr>
-              <w:t>—</w:t>
+              <w:t>Low</w:t>
             </w:r>
           </w:p>
         </w:tc>
@@ -6477,13 +6496,11 @@
             <w:r>
               <w:rPr>
                 <w:rFonts w:ascii="Calibri" w:hAnsi="Calibri"/>
-                <w:b w:val="0"/>
-                <w:i/>
-                <w:color w:val="55657A"/>
                 <w:sz w:val="19"/>
-                <w:u w:val="none"/>
+                <w:szCs w:val="19"/>
+                <w:color w:val="1C1C1C"/>
               </w:rPr>
-              <w:t>—</w:t>
+              <w:t>Low</w:t>
             </w:r>
           </w:p>
         </w:tc>
@@ -6500,13 +6517,11 @@
             <w:r>
               <w:rPr>
                 <w:rFonts w:ascii="Calibri" w:hAnsi="Calibri"/>
-                <w:b w:val="0"/>
-                <w:i/>
-                <w:color w:val="55657A"/>
                 <w:sz w:val="19"/>
-                <w:u w:val="none"/>
+                <w:szCs w:val="19"/>
+                <w:color w:val="1C1C1C"/>
               </w:rPr>
-              <w:t>[ TBD ]</w:t>
+              <w:t>Informational</w:t>
             </w:r>
           </w:p>
         </w:tc>
@@ -6523,11 +6538,9 @@
             <w:r>
               <w:rPr>
                 <w:rFonts w:ascii="Calibri" w:hAnsi="Calibri"/>
-                <w:b w:val="0"/>
-                <w:i w:val="0"/>
+                <w:sz w:val="19"/>
+                <w:szCs w:val="19"/>
                 <w:color w:val="1C1C1C"/>
-                <w:sz w:val="19"/>
-                <w:u w:val="none"/>
               </w:rPr>
               <w:t>Open</w:t>
             </w:r>
@@ -6617,13 +6630,11 @@
             <w:r>
               <w:rPr>
                 <w:rFonts w:ascii="Calibri" w:hAnsi="Calibri"/>
-                <w:b w:val="0"/>
-                <w:i/>
-                <w:color w:val="55657A"/>
                 <w:sz w:val="19"/>
-                <w:u w:val="none"/>
+                <w:szCs w:val="19"/>
+                <w:color w:val="1C1C1C"/>
               </w:rPr>
-              <w:t>—</w:t>
+              <w:t>Low</w:t>
             </w:r>
           </w:p>
         </w:tc>
@@ -6640,13 +6651,11 @@
             <w:r>
               <w:rPr>
                 <w:rFonts w:ascii="Calibri" w:hAnsi="Calibri"/>
-                <w:b w:val="0"/>
-                <w:i/>
-                <w:color w:val="55657A"/>
                 <w:sz w:val="19"/>
-                <w:u w:val="none"/>
+                <w:szCs w:val="19"/>
+                <w:color w:val="1C1C1C"/>
               </w:rPr>
-              <w:t>—</w:t>
+              <w:t>Low</w:t>
             </w:r>
           </w:p>
         </w:tc>
@@ -6663,13 +6672,11 @@
             <w:r>
               <w:rPr>
                 <w:rFonts w:ascii="Calibri" w:hAnsi="Calibri"/>
-                <w:b w:val="0"/>
-                <w:i/>
-                <w:color w:val="55657A"/>
                 <w:sz w:val="19"/>
-                <w:u w:val="none"/>
+                <w:szCs w:val="19"/>
+                <w:color w:val="1C1C1C"/>
               </w:rPr>
-              <w:t>[ TBD ]</w:t>
+              <w:t>Informational</w:t>
             </w:r>
           </w:p>
         </w:tc>
@@ -6686,11 +6693,9 @@
             <w:r>
               <w:rPr>
                 <w:rFonts w:ascii="Calibri" w:hAnsi="Calibri"/>
-                <w:b w:val="0"/>
-                <w:i w:val="0"/>
+                <w:sz w:val="19"/>
+                <w:szCs w:val="19"/>
                 <w:color w:val="1C1C1C"/>
-                <w:sz w:val="19"/>
-                <w:u w:val="none"/>
               </w:rPr>
               <w:t>Open</w:t>
             </w:r>
@@ -7217,25 +7222,11 @@
             <w:r>
               <w:rPr>
                 <w:rFonts w:ascii="Calibri" w:hAnsi="Calibri"/>
-                <w:b/>
-                <w:i w:val="0"/>
-                <w:color w:val="1A5C96"/>
                 <w:sz w:val="20"/>
-                <w:u w:val="none"/>
+                <w:szCs w:val="20"/>
+                <w:color w:val="1C1C1C"/>
               </w:rPr>
-              <w:t>[ Critical &amp; High Priority ]</w:t>
-            </w:r>
-            <w:r>
-              <w:rPr>
-                <w:rFonts w:ascii="Calibri" w:hAnsi="Calibri"/>
-                <w:b w:val="0"/>
-                <w:i/>
-                <w:color w:val="55657A"/>
-                <w:sz w:val="18"/>
-                <w:u w:val="none"/>
-              </w:rPr>
-              <w:br/>
-              <w:t>Populate with remediation steps for Critical and High findings once Section 7 is complete.</w:t>
+              <w:t>No Critical or High risk findings were identified during this assessment. All tested endpoints returned appropriate responses and no exploitable vulnerabilities were confirmed within the scope of the engagement. No immediate critical remediation actions are required for the JSONPlaceholder demonstration API in its current form.</w:t>
             </w:r>
           </w:p>
         </w:tc>
@@ -7279,25 +7270,125 @@
             <w:r>
               <w:rPr>
                 <w:rFonts w:ascii="Calibri" w:hAnsi="Calibri"/>
-                <w:b/>
-                <w:i w:val="0"/>
-                <w:color w:val="1A5C96"/>
                 <w:sz w:val="20"/>
-                <w:u w:val="none"/>
+                <w:szCs w:val="20"/>
+                <w:color w:val="1C1C1C"/>
               </w:rPr>
-              <w:t>[ Medium Priority ]</w:t>
+              <w:t>F-04 – Security Headers (Low / Medium in production context):</w:t>
+            </w:r>
+            <w:r>
+              <w:br/>
             </w:r>
             <w:r>
               <w:rPr>
                 <w:rFonts w:ascii="Calibri" w:hAnsi="Calibri"/>
-                <w:b w:val="0"/>
-                <w:i/>
-                <w:color w:val="55657A"/>
-                <w:sz w:val="18"/>
-                <w:u w:val="none"/>
+                <w:sz w:val="20"/>
+                <w:szCs w:val="20"/>
+                <w:color w:val="1C1C1C"/>
               </w:rPr>
+              <w:t>Although rated Low for this demonstration API, the absence of standard HTTP security response headers would represent a Medium risk in any production deployment.</w:t>
+            </w:r>
+            <w:r>
               <w:br/>
-              <w:t>Populate with remediation steps for Medium findings once Section 7 is complete.</w:t>
+            </w:r>
+            <w:r>
+              <w:br/>
+            </w:r>
+            <w:r>
+              <w:rPr>
+                <w:rFonts w:ascii="Calibri" w:hAnsi="Calibri"/>
+                <w:sz w:val="20"/>
+                <w:szCs w:val="20"/>
+                <w:color w:val="1C1C1C"/>
+              </w:rPr>
+              <w:t>Configure the API server, reverse proxy, or CDN to include the following on all responses:</w:t>
+            </w:r>
+            <w:r>
+              <w:br/>
+            </w:r>
+            <w:r>
+              <w:rPr>
+                <w:rFonts w:ascii="Calibri" w:hAnsi="Calibri"/>
+                <w:sz w:val="20"/>
+                <w:szCs w:val="20"/>
+                <w:color w:val="1C1C1C"/>
+              </w:rPr>
+              <w:t xml:space="preserve">  • Strict-Transport-Security: max-age=31536000; includeSubDomains</w:t>
+            </w:r>
+            <w:r>
+              <w:br/>
+            </w:r>
+            <w:r>
+              <w:rPr>
+                <w:rFonts w:ascii="Calibri" w:hAnsi="Calibri"/>
+                <w:sz w:val="20"/>
+                <w:szCs w:val="20"/>
+                <w:color w:val="1C1C1C"/>
+              </w:rPr>
+              <w:t xml:space="preserve">  • Content-Security-Policy: default-src 'none'</w:t>
+            </w:r>
+            <w:r>
+              <w:br/>
+            </w:r>
+            <w:r>
+              <w:rPr>
+                <w:rFonts w:ascii="Calibri" w:hAnsi="Calibri"/>
+                <w:sz w:val="20"/>
+                <w:szCs w:val="20"/>
+                <w:color w:val="1C1C1C"/>
+              </w:rPr>
+              <w:t xml:space="preserve">  • X-Frame-Options: DENY</w:t>
+            </w:r>
+            <w:r>
+              <w:br/>
+            </w:r>
+            <w:r>
+              <w:rPr>
+                <w:rFonts w:ascii="Calibri" w:hAnsi="Calibri"/>
+                <w:sz w:val="20"/>
+                <w:szCs w:val="20"/>
+                <w:color w:val="1C1C1C"/>
+              </w:rPr>
+              <w:t xml:space="preserve">  • Referrer-Policy: no-referrer</w:t>
+            </w:r>
+            <w:r>
+              <w:br/>
+            </w:r>
+            <w:r>
+              <w:rPr>
+                <w:rFonts w:ascii="Calibri" w:hAnsi="Calibri"/>
+                <w:sz w:val="20"/>
+                <w:szCs w:val="20"/>
+                <w:color w:val="1C1C1C"/>
+              </w:rPr>
+              <w:t xml:space="preserve">  • Permissions-Policy: geolocation=(), microphone=(), camera=()</w:t>
+            </w:r>
+            <w:r>
+              <w:br/>
+            </w:r>
+            <w:r>
+              <w:rPr>
+                <w:rFonts w:ascii="Calibri" w:hAnsi="Calibri"/>
+                <w:sz w:val="20"/>
+                <w:szCs w:val="20"/>
+                <w:color w:val="1C1C1C"/>
+              </w:rPr>
+              <w:t xml:space="preserve">  • Remove the x-powered-by header entirely</w:t>
+            </w:r>
+            <w:r>
+              <w:br/>
+            </w:r>
+            <w:r>
+              <w:br/>
+            </w:r>
+            <w:r>
+              <w:rPr>
+                <w:rFonts w:ascii="Calibri" w:hAnsi="Calibri"/>
+                <w:sz w:val="20"/>
+                <w:szCs w:val="20"/>
+                <w:color w:val="1C1C1C"/>
+              </w:rPr>
+              <w:t>These configurations are typically applied at the infrastructure layer (Nginx, Cloudflare Workers, AWS CloudFront, API Gateway) and require no application code changes.</w:t>
             </w:r>
           </w:p>
         </w:tc>
@@ -7341,25 +7432,164 @@
             <w:r>
               <w:rPr>
                 <w:rFonts w:ascii="Calibri" w:hAnsi="Calibri"/>
-                <w:b/>
-                <w:i w:val="0"/>
-                <w:color w:val="1A5C96"/>
                 <w:sz w:val="20"/>
-                <w:u w:val="none"/>
+                <w:szCs w:val="20"/>
+                <w:color w:val="1C1C1C"/>
               </w:rPr>
-              <w:t>[ Low &amp; Informational ]</w:t>
+              <w:t>F-03 – Sensitive Data Exposure (Low):</w:t>
+            </w:r>
+            <w:r>
+              <w:br/>
             </w:r>
             <w:r>
               <w:rPr>
                 <w:rFonts w:ascii="Calibri" w:hAnsi="Calibri"/>
-                <w:b w:val="0"/>
-                <w:i/>
-                <w:color w:val="55657A"/>
-                <w:sz w:val="18"/>
-                <w:u w:val="none"/>
+                <w:sz w:val="20"/>
+                <w:szCs w:val="20"/>
+                <w:color w:val="1C1C1C"/>
               </w:rPr>
+              <w:t xml:space="preserve">  • Review all API response schemas and implement field-level response filtering.</w:t>
+            </w:r>
+            <w:r>
               <w:br/>
-              <w:t>Populate with remediation steps for Low and Informational findings once Section 7 is complete.</w:t>
+            </w:r>
+            <w:r>
+              <w:rPr>
+                <w:rFonts w:ascii="Calibri" w:hAnsi="Calibri"/>
+                <w:sz w:val="20"/>
+                <w:szCs w:val="20"/>
+                <w:color w:val="1C1C1C"/>
+              </w:rPr>
+              <w:t xml:space="preserve">  • Return only data fields required by the consuming application.</w:t>
+            </w:r>
+            <w:r>
+              <w:br/>
+            </w:r>
+            <w:r>
+              <w:rPr>
+                <w:rFonts w:ascii="Calibri" w:hAnsi="Calibri"/>
+                <w:sz w:val="20"/>
+                <w:szCs w:val="20"/>
+                <w:color w:val="1C1C1C"/>
+              </w:rPr>
+              <w:t xml:space="preserve">  • Exclude geolocation coordinates, full postal addresses, and company metadata from general list endpoints unless explicitly required.</w:t>
+            </w:r>
+            <w:r>
+              <w:br/>
+            </w:r>
+            <w:r>
+              <w:br/>
+            </w:r>
+            <w:r>
+              <w:rPr>
+                <w:rFonts w:ascii="Calibri" w:hAnsi="Calibri"/>
+                <w:sz w:val="20"/>
+                <w:szCs w:val="20"/>
+                <w:color w:val="1C1C1C"/>
+              </w:rPr>
+              <w:t>F-05 – Rate Limiting (Informational):</w:t>
+            </w:r>
+            <w:r>
+              <w:br/>
+            </w:r>
+            <w:r>
+              <w:rPr>
+                <w:rFonts w:ascii="Calibri" w:hAnsi="Calibri"/>
+                <w:sz w:val="20"/>
+                <w:szCs w:val="20"/>
+                <w:color w:val="1C1C1C"/>
+              </w:rPr>
+              <w:t xml:space="preserve">  • Expose the full rate limiting configuration in response headers: x-ratelimit-remaining, x-ratelimit-reset, x-ratelimit-window.</w:t>
+            </w:r>
+            <w:r>
+              <w:br/>
+            </w:r>
+            <w:r>
+              <w:rPr>
+                <w:rFonts w:ascii="Calibri" w:hAnsi="Calibri"/>
+                <w:sz w:val="20"/>
+                <w:szCs w:val="20"/>
+                <w:color w:val="1C1C1C"/>
+              </w:rPr>
+              <w:t xml:space="preserve">  • Document and verify enforcement behaviour under load conditions.</w:t>
+            </w:r>
+            <w:r>
+              <w:br/>
+            </w:r>
+            <w:r>
+              <w:br/>
+            </w:r>
+            <w:r>
+              <w:rPr>
+                <w:rFonts w:ascii="Calibri" w:hAnsi="Calibri"/>
+                <w:sz w:val="20"/>
+                <w:szCs w:val="20"/>
+                <w:color w:val="1C1C1C"/>
+              </w:rPr>
+              <w:t>F-06 – Error Handling (Informational):</w:t>
+            </w:r>
+            <w:r>
+              <w:br/>
+            </w:r>
+            <w:r>
+              <w:rPr>
+                <w:rFonts w:ascii="Calibri" w:hAnsi="Calibri"/>
+                <w:sz w:val="20"/>
+                <w:szCs w:val="20"/>
+                <w:color w:val="1C1C1C"/>
+              </w:rPr>
+              <w:t xml:space="preserve">  • Maintain the current minimal error response approach.</w:t>
+            </w:r>
+            <w:r>
+              <w:br/>
+            </w:r>
+            <w:r>
+              <w:rPr>
+                <w:rFonts w:ascii="Calibri" w:hAnsi="Calibri"/>
+                <w:sz w:val="20"/>
+                <w:szCs w:val="20"/>
+                <w:color w:val="1C1C1C"/>
+              </w:rPr>
+              <w:t xml:space="preserve">  • Standardise using RFC 9457 Problem Details format for production deployments.</w:t>
+            </w:r>
+            <w:r>
+              <w:br/>
+            </w:r>
+            <w:r>
+              <w:br/>
+            </w:r>
+            <w:r>
+              <w:rPr>
+                <w:rFonts w:ascii="Calibri" w:hAnsi="Calibri"/>
+                <w:sz w:val="20"/>
+                <w:szCs w:val="20"/>
+                <w:color w:val="1C1C1C"/>
+              </w:rPr>
+              <w:t>F-07 – Input Validation (Informational):</w:t>
+            </w:r>
+            <w:r>
+              <w:br/>
+            </w:r>
+            <w:r>
+              <w:rPr>
+                <w:rFonts w:ascii="Calibri" w:hAnsi="Calibri"/>
+                <w:sz w:val="20"/>
+                <w:szCs w:val="20"/>
+                <w:color w:val="1C1C1C"/>
+              </w:rPr>
+              <w:t xml:space="preserve">  • Establish server-side input validation for all input types in production.</w:t>
+            </w:r>
+            <w:r>
+              <w:br/>
+            </w:r>
+            <w:r>
+              <w:rPr>
+                <w:rFonts w:ascii="Calibri" w:hAnsi="Calibri"/>
+                <w:sz w:val="20"/>
+                <w:szCs w:val="20"/>
+                <w:color w:val="1C1C1C"/>
+              </w:rPr>
+              <w:t xml:space="preserve">  • Conduct a dedicated input validation engagement as a follow-up assessment.</w:t>
             </w:r>
           </w:p>
         </w:tc>
@@ -7403,25 +7633,101 @@
             <w:r>
               <w:rPr>
                 <w:rFonts w:ascii="Calibri" w:hAnsi="Calibri"/>
-                <w:b/>
-                <w:i w:val="0"/>
-                <w:color w:val="1A5C96"/>
                 <w:sz w:val="20"/>
-                <w:u w:val="none"/>
+                <w:szCs w:val="20"/>
+                <w:color w:val="1C1C1C"/>
               </w:rPr>
-              <w:t>[ General Security Hardening ]</w:t>
+              <w:t>The following hardening measures are recommended for any production API equivalent to the system assessed in this engagement:</w:t>
+            </w:r>
+            <w:r>
+              <w:br/>
+            </w:r>
+            <w:r>
+              <w:br/>
             </w:r>
             <w:r>
               <w:rPr>
                 <w:rFonts w:ascii="Calibri" w:hAnsi="Calibri"/>
-                <w:b w:val="0"/>
-                <w:i/>
-                <w:color w:val="55657A"/>
-                <w:sz w:val="18"/>
-                <w:u w:val="none"/>
+                <w:sz w:val="20"/>
+                <w:szCs w:val="20"/>
+                <w:color w:val="1C1C1C"/>
               </w:rPr>
+              <w:t>Authentication: Implement OAuth 2.0 with JWT Bearer token authentication. All endpoints must require a valid, unexpired token before returning data.</w:t>
+            </w:r>
+            <w:r>
               <w:br/>
-              <w:t>Populate with general API security best practices applicable regardless of specific findings.</w:t>
+            </w:r>
+            <w:r>
+              <w:br/>
+            </w:r>
+            <w:r>
+              <w:rPr>
+                <w:rFonts w:ascii="Calibri" w:hAnsi="Calibri"/>
+                <w:sz w:val="20"/>
+                <w:szCs w:val="20"/>
+                <w:color w:val="1C1C1C"/>
+              </w:rPr>
+              <w:t>Authorization: Implement object-level authorization (BOLA prevention) verifying per-request resource ownership before data is returned or modified.</w:t>
+            </w:r>
+            <w:r>
+              <w:br/>
+            </w:r>
+            <w:r>
+              <w:br/>
+            </w:r>
+            <w:r>
+              <w:rPr>
+                <w:rFonts w:ascii="Calibri" w:hAnsi="Calibri"/>
+                <w:sz w:val="20"/>
+                <w:szCs w:val="20"/>
+                <w:color w:val="1C1C1C"/>
+              </w:rPr>
+              <w:t>API Gateway: Deploy an API Gateway or WAF enforcing rate limiting, threat detection, and request validation policies at a centralised infrastructure layer.</w:t>
+            </w:r>
+            <w:r>
+              <w:br/>
+            </w:r>
+            <w:r>
+              <w:br/>
+            </w:r>
+            <w:r>
+              <w:rPr>
+                <w:rFonts w:ascii="Calibri" w:hAnsi="Calibri"/>
+                <w:sz w:val="20"/>
+                <w:szCs w:val="20"/>
+                <w:color w:val="1C1C1C"/>
+              </w:rPr>
+              <w:t>Logging &amp; Monitoring: Implement structured API access logging. Alert on anomalous request patterns, elevated error rates, and rate limit breaches.</w:t>
+            </w:r>
+            <w:r>
+              <w:br/>
+            </w:r>
+            <w:r>
+              <w:br/>
+            </w:r>
+            <w:r>
+              <w:rPr>
+                <w:rFonts w:ascii="Calibri" w:hAnsi="Calibri"/>
+                <w:sz w:val="20"/>
+                <w:szCs w:val="20"/>
+                <w:color w:val="1C1C1C"/>
+              </w:rPr>
+              <w:t>SDLC Integration: Incorporate automated API security testing (OWASP ZAP, Burp Suite) into the CI/CD pipeline as part of a DevSecOps practice.</w:t>
+            </w:r>
+            <w:r>
+              <w:br/>
+            </w:r>
+            <w:r>
+              <w:br/>
+            </w:r>
+            <w:r>
+              <w:rPr>
+                <w:rFonts w:ascii="Calibri" w:hAnsi="Calibri"/>
+                <w:sz w:val="20"/>
+                <w:szCs w:val="20"/>
+                <w:color w:val="1C1C1C"/>
+              </w:rPr>
+              <w:t>Security Reviews: Conduct periodic security assessments against the OWASP API Security Top 10 (2023 Edition) as the API evolves and new endpoints are introduced.</w:t>
             </w:r>
           </w:p>
         </w:tc>
@@ -7491,25 +7797,56 @@
             <w:r>
               <w:rPr>
                 <w:rFonts w:ascii="Calibri" w:hAnsi="Calibri"/>
-                <w:b/>
-                <w:i w:val="0"/>
-                <w:color w:val="1A5C96"/>
                 <w:sz w:val="20"/>
-                <w:u w:val="none"/>
+                <w:szCs w:val="20"/>
+                <w:color w:val="1C1C1C"/>
               </w:rPr>
-              <w:t>[ CONCLUSION SUMMARY ]</w:t>
+              <w:t>This assessment evaluated the JSONPlaceholder REST API across eight endpoints using manual black-box testing via Postman on 17 July 2026. Seven findings were identified in total: zero Critical, zero High, zero Medium, two Low, and five Informational.</w:t>
+            </w:r>
+            <w:r>
+              <w:br/>
+            </w:r>
+            <w:r>
+              <w:br/>
             </w:r>
             <w:r>
               <w:rPr>
                 <w:rFonts w:ascii="Calibri" w:hAnsi="Calibri"/>
-                <w:b w:val="0"/>
-                <w:i/>
-                <w:color w:val="55657A"/>
-                <w:sz w:val="18"/>
-                <w:u w:val="none"/>
+                <w:sz w:val="20"/>
+                <w:szCs w:val="20"/>
+                <w:color w:val="1C1C1C"/>
               </w:rPr>
+              <w:t>The two Low findings document the absence of standard HTTP security response headers (F-04) and the pattern of verbose user data fields in API responses (F-03). The five Informational findings cover: the absence of authentication by design (F-01), the absence of authorization controls by design (F-02), the presence of rate limiting headers with unconfirmed enforcement parameters (F-05), positive minimal error handling behaviour (F-06), and input validation which could not be fully assessed within the read-only scope (F-07).</w:t>
+            </w:r>
+            <w:r>
               <w:br/>
-              <w:t>Summarise overall findings, total number of issues by severity, and the general security posture of the API once Section 7 is complete.</w:t>
+            </w:r>
+            <w:r>
+              <w:br/>
+            </w:r>
+            <w:r>
+              <w:rPr>
+                <w:rFonts w:ascii="Calibri" w:hAnsi="Calibri"/>
+                <w:sz w:val="20"/>
+                <w:szCs w:val="20"/>
+                <w:color w:val="1C1C1C"/>
+              </w:rPr>
+              <w:t>The overall security posture of JSONPlaceholder is appropriate for a publicly accessible demonstration API with entirely fictional data. Error handling behaviour was positive, returning minimal, non-verbose responses with no information leakage. Rate limiting indicators were observed in response headers. The primary area for improvement is the addition of standard HTTP security response headers, which can be implemented at the infrastructure level with minimal engineering effort.</w:t>
+            </w:r>
+            <w:r>
+              <w:br/>
+            </w:r>
+            <w:r>
+              <w:br/>
+            </w:r>
+            <w:r>
+              <w:rPr>
+                <w:rFonts w:ascii="Calibri" w:hAnsi="Calibri"/>
+                <w:sz w:val="20"/>
+                <w:szCs w:val="20"/>
+                <w:color w:val="1C1C1C"/>
+              </w:rPr>
+              <w:t>All findings and recommendations in this report should be evaluated in the context of a production system, where authentication, authorization, data minimisation, and security header configuration are mandatory baseline security requirements for any externally accessible API.</w:t>
             </w:r>
           </w:p>
         </w:tc>

--- a/Report/API_Security_Risk_Analysis_Report.docx
+++ b/Report/API_Security_Risk_Analysis_Report.docx
@@ -156,7 +156,7 @@
                 <w:sz w:val="20"/>
                 <w:u w:val="none"/>
               </w:rPr>
-              <w:t>[Student Name]</w:t>
+              <w:t>Harsh Aghera</w:t>
             </w:r>
           </w:p>
         </w:tc>
@@ -344,7 +344,7 @@
                 <w:sz w:val="20"/>
                 <w:u w:val="none"/>
               </w:rPr>
-              <w:t>[GitHub Repository URL]</w:t>
+              <w:t>https://github.com/Harshaghera111/FUTURE_CS_03</w:t>
             </w:r>
           </w:p>
         </w:tc>
@@ -2836,7 +2836,7 @@
                 <w:sz w:val="20"/>
                 <w:u w:val="none"/>
               </w:rPr>
-              <w:t>[Student Name]</w:t>
+              <w:t>Harsh Aghera</w:t>
             </w:r>
           </w:p>
         </w:tc>
